--- a/BantayAralan-Prototype-Paper.docx
+++ b/BantayAralan-Prototype-Paper.docx
@@ -687,7 +687,7 @@
           <w:rFonts w:ascii="Times New Roman" w:hAnsi="Times New Roman"/>
           <w:sz w:val="24"/>
         </w:rPr>
-        <w:t>The conceptual framework presents the revised system using an Input–Process–Output (IPO) model. Inputs consist of camera input from ceiling-mounted and top-down cameras, configured classroom/session context such as class start and end timing, and student head-count observations. The process involves continuous monitoring and video processing, configured detection of disruptive behavior and out-of-place objects (gated by a detection enable/disable control that affects detection only), student head counting on its own session timing, event and evidence recording, accumulation of event history, statistical and pattern analysis of that accumulated history, and the generation of classroom insights and suggestions. These processes generate outputs such as head-count records, event history and reports, screenshot and video evidence, statistical summaries, classroom insights, suggestions and recommendations, and a web application interface, demonstrating how raw monitoring data is transformed into reviewable classroom information rather than real-time alerts.</w:t>
+        <w:t>The conceptual framework presents the revised system using an Input–Process–Output (IPO) model. Inputs consist of camera input from ceiling-mounted and top-down cameras (at least one role confirmed as a TP-Link VIGI C320I PoE camera), configured classroom/session context such as class start and end timing, and student head-count observations. The process involves continuous monitoring and video processing, configured detection of disruptive behavior and out-of-place objects (gated by a detection enable/disable control that affects detection only), student head counting on its own session timing, event and evidence recording, accumulation of event history, statistical and pattern analysis of that accumulated history, and the generation of classroom insights and suggestions. These processes generate outputs such as head-count records, event history and reports, screenshot and video evidence, statistical summaries, classroom insights, suggestions and recommendations, and a web application interface, demonstrating how raw monitoring data is transformed into reviewable classroom information rather than real-time alerts.</w:t>
       </w:r>
     </w:p>
     <w:p>
@@ -760,7 +760,7 @@
           <w:rFonts w:ascii="Times New Roman" w:hAnsi="Times New Roman"/>
           <w:sz w:val="24"/>
         </w:rPr>
-        <w:t>The block diagram shows the overall structure and data flow between the revised system's components. Video input from the ceiling-mounted and top-down cameras is processed continuously through OpenCV, YOLO11m, and ByteTrack for behavior and out-of-place-object detection, gated by a detection enable/disable control that affects only the configured-detection branch. The head-count module is fed directly by the cameras and operates on its own session timing, independent of the detection toggle. Detected conditions are recorded as events with screenshot and video evidence into SQLite-based storage, where they accumulate into event history. That accumulated history is then analyzed statistically to identify recurring classroom conditions, generating classroom insights and suggestions. Head-count records, event history, statistical summaries, insights, and suggestions are all made available through a web application interface. This diagram emphasizes the modular design and how data moves between hardware, processing units, and the reporting interface — not as real-time alerts, but as continuously accumulated, reviewable information.</w:t>
+        <w:t>The block diagram shows the overall structure and data flow between the revised system's components. Video input from the ceiling-mounted and top-down cameras (at least one confirmed as a TP-Link VIGI C320I PoE dome camera; the exact role assignment remains an open implementation decision) is processed continuously through OpenCV, YOLOv8, and ByteTrack for behavior and out-of-place-object detection, gated by a detection enable/disable control that affects only the configured-detection branch. The head-count module is fed directly by the cameras and operates on its own session timing, independent of the detection toggle. Detected conditions are recorded as events with screenshot and video evidence into locally-hosted SQLite-based storage — the database and evidence storage both run on-premises rather than on a cloud database or cloud object-storage service — where they accumulate into event history. That accumulated history is then analyzed statistically to identify recurring classroom conditions, generating classroom insights and suggestions. Head-count records, event history, statistical summaries, insights, and suggestions are all made available through a web application interface. This diagram emphasizes the modular design and how data moves between hardware, processing units, and the reporting interface — not as real-time alerts, but as continuously accumulated, reviewable information.</w:t>
       </w:r>
     </w:p>
     <w:p>
@@ -1024,6 +1024,19 @@
           <w:rFonts w:ascii="Times New Roman" w:hAnsi="Times New Roman"/>
           <w:sz w:val="24"/>
         </w:rPr>
+        <w:t>Camera model – TP-Link VIGI C320I, a PoE (Power over Ethernet) dome network camera, confirmed for at least one of the two camera roles above; the final role assignment (ceiling-mounted vs. top-down) remains an open implementation decision for the project team</w:t>
+      </w:r>
+    </w:p>
+    <w:p>
+      <w:pPr>
+        <w:pStyle w:val="ListBullet"/>
+        <w:spacing w:after="80"/>
+      </w:pPr>
+      <w:r>
+        <w:rPr>
+          <w:rFonts w:ascii="Times New Roman" w:hAnsi="Times New Roman"/>
+          <w:sz w:val="24"/>
+        </w:rPr>
         <w:t>Computer/Laptop – processes video input and runs the system</w:t>
       </w:r>
     </w:p>
@@ -1077,7 +1090,7 @@
           <w:rFonts w:ascii="Times New Roman" w:hAnsi="Times New Roman"/>
           <w:sz w:val="24"/>
         </w:rPr>
-        <w:t>YOLO-based model (e.g., YOLO11m) – object and behavior detection</w:t>
+        <w:t>YOLO-based model (YOLOv8) – object and behavior detection</w:t>
       </w:r>
     </w:p>
     <w:p>
@@ -1117,6 +1130,19 @@
           <w:sz w:val="24"/>
         </w:rPr>
         <w:t>Web application framework (e.g., Flask, as already used in the project's existing browser-based admin prototype) – user interface, presented as a web application rather than a desktop GUI; this differs from the project's separate desktop-based prototype direction, and reconciling the two remains an open project decision</w:t>
+      </w:r>
+    </w:p>
+    <w:p>
+      <w:pPr>
+        <w:pStyle w:val="ListBullet"/>
+        <w:spacing w:after="80"/>
+      </w:pPr>
+      <w:r>
+        <w:rPr>
+          <w:rFonts w:ascii="Times New Roman" w:hAnsi="Times New Roman"/>
+          <w:sz w:val="24"/>
+        </w:rPr>
+        <w:t>Local hosting – the database (SQLite) and evidence object storage (screenshots and video clips) are hosted locally, on-premises, on the processing computer rather than on a cloud database or cloud object-storage service, avoiding recurring cloud hosting costs</w:t>
       </w:r>
     </w:p>
     <w:p>

--- a/BantayAralan-Prototype-Paper.docx
+++ b/BantayAralan-Prototype-Paper.docx
@@ -1038,6 +1038,32 @@
           <w:sz w:val="24"/>
         </w:rPr>
         <w:t>Computer/Laptop – processes video input and runs the system</w:t>
+      </w:r>
+    </w:p>
+    <w:p>
+      <w:pPr>
+        <w:pStyle w:val="ListBullet"/>
+        <w:spacing w:after="80"/>
+      </w:pPr>
+      <w:r>
+        <w:rPr>
+          <w:rFonts w:ascii="Times New Roman" w:hAnsi="Times New Roman"/>
+          <w:sz w:val="24"/>
+        </w:rPr>
+        <w:t>Network switch – TP-Link TL-SG1005LP, a 5-port Gigabit desktop switch with 4 PoE+ ports and a 40 W total PoE power budget, confirmed for the project's PoE camera(s)</w:t>
+      </w:r>
+    </w:p>
+    <w:p>
+      <w:pPr>
+        <w:pStyle w:val="ListBullet"/>
+        <w:spacing w:after="80"/>
+      </w:pPr>
+      <w:r>
+        <w:rPr>
+          <w:rFonts w:ascii="Times New Roman" w:hAnsi="Times New Roman"/>
+          <w:sz w:val="24"/>
+        </w:rPr>
+        <w:t>Processing PC specification – AMD Ryzen 5 5600 CPU, NVIDIA GeForce RTX 2060 GPU, 16 GB 3200 MHz RAM, a 256 GB M.2 SSD, and a 1 TB HDD, confirmed as the project team's existing processing hardware</w:t>
       </w:r>
     </w:p>
     <w:p>
